--- a/DOCUMENT/5_Chapter2_SystemStudyAndAnalysis.docx
+++ b/DOCUMENT/5_Chapter2_SystemStudyAndAnalysis.docx
@@ -403,22 +403,25 @@
     <w:tbl>
       <w:tblPr>
         <w:tblStyle w:val="GridTable4-Accent2"/>
-        <w:tblW w:w="0" w:type="auto"/>
+        <w:tblW w:w="9435" w:type="dxa"/>
+        <w:jc w:val="center"/>
         <w:tblLook w:val="04A0" w:firstRow="1" w:lastRow="0" w:firstColumn="1" w:lastColumn="0" w:noHBand="0" w:noVBand="1"/>
       </w:tblPr>
       <w:tblGrid>
-        <w:gridCol w:w="2448"/>
-        <w:gridCol w:w="3600"/>
-        <w:gridCol w:w="3197"/>
+        <w:gridCol w:w="2498"/>
+        <w:gridCol w:w="3674"/>
+        <w:gridCol w:w="3263"/>
       </w:tblGrid>
       <w:tr>
         <w:trPr>
           <w:cnfStyle w:val="100000000000" w:firstRow="1" w:lastRow="0" w:firstColumn="0" w:lastColumn="0" w:oddVBand="0" w:evenVBand="0" w:oddHBand="0" w:evenHBand="0" w:firstRowFirstColumn="0" w:firstRowLastColumn="0" w:lastRowFirstColumn="0" w:lastRowLastColumn="0"/>
+          <w:trHeight w:val="742"/>
+          <w:jc w:val="center"/>
         </w:trPr>
         <w:tc>
           <w:tcPr>
             <w:cnfStyle w:val="001000000000" w:firstRow="0" w:lastRow="0" w:firstColumn="1" w:lastColumn="0" w:oddVBand="0" w:evenVBand="0" w:oddHBand="0" w:evenHBand="0" w:firstRowFirstColumn="0" w:firstRowLastColumn="0" w:lastRowFirstColumn="0" w:lastRowLastColumn="0"/>
-            <w:tcW w:w="2448" w:type="dxa"/>
+            <w:tcW w:w="2498" w:type="dxa"/>
             <w:vAlign w:val="center"/>
             <w:hideMark/>
           </w:tcPr>
@@ -443,7 +446,7 @@
         </w:tc>
         <w:tc>
           <w:tcPr>
-            <w:tcW w:w="3600" w:type="dxa"/>
+            <w:tcW w:w="3674" w:type="dxa"/>
             <w:vAlign w:val="center"/>
             <w:hideMark/>
           </w:tcPr>
@@ -469,7 +472,7 @@
         </w:tc>
         <w:tc>
           <w:tcPr>
-            <w:tcW w:w="3197" w:type="dxa"/>
+            <w:tcW w:w="3263" w:type="dxa"/>
             <w:vAlign w:val="center"/>
             <w:hideMark/>
           </w:tcPr>
@@ -513,11 +516,13 @@
       <w:tr>
         <w:trPr>
           <w:cnfStyle w:val="000000100000" w:firstRow="0" w:lastRow="0" w:firstColumn="0" w:lastColumn="0" w:oddVBand="0" w:evenVBand="0" w:oddHBand="1" w:evenHBand="0" w:firstRowFirstColumn="0" w:firstRowLastColumn="0" w:lastRowFirstColumn="0" w:lastRowLastColumn="0"/>
+          <w:trHeight w:val="477"/>
+          <w:jc w:val="center"/>
         </w:trPr>
         <w:tc>
           <w:tcPr>
             <w:cnfStyle w:val="001000000000" w:firstRow="0" w:lastRow="0" w:firstColumn="1" w:lastColumn="0" w:oddVBand="0" w:evenVBand="0" w:oddHBand="0" w:evenHBand="0" w:firstRowFirstColumn="0" w:firstRowLastColumn="0" w:lastRowFirstColumn="0" w:lastRowLastColumn="0"/>
-            <w:tcW w:w="2448" w:type="dxa"/>
+            <w:tcW w:w="2498" w:type="dxa"/>
             <w:vAlign w:val="center"/>
             <w:hideMark/>
           </w:tcPr>
@@ -542,7 +547,7 @@
         </w:tc>
         <w:tc>
           <w:tcPr>
-            <w:tcW w:w="3600" w:type="dxa"/>
+            <w:tcW w:w="3674" w:type="dxa"/>
             <w:vAlign w:val="center"/>
             <w:hideMark/>
           </w:tcPr>
@@ -568,7 +573,7 @@
         </w:tc>
         <w:tc>
           <w:tcPr>
-            <w:tcW w:w="3197" w:type="dxa"/>
+            <w:tcW w:w="3263" w:type="dxa"/>
             <w:vAlign w:val="center"/>
             <w:hideMark/>
           </w:tcPr>
@@ -594,10 +599,14 @@
         </w:tc>
       </w:tr>
       <w:tr>
+        <w:trPr>
+          <w:trHeight w:val="487"/>
+          <w:jc w:val="center"/>
+        </w:trPr>
         <w:tc>
           <w:tcPr>
             <w:cnfStyle w:val="001000000000" w:firstRow="0" w:lastRow="0" w:firstColumn="1" w:lastColumn="0" w:oddVBand="0" w:evenVBand="0" w:oddHBand="0" w:evenHBand="0" w:firstRowFirstColumn="0" w:firstRowLastColumn="0" w:lastRowFirstColumn="0" w:lastRowLastColumn="0"/>
-            <w:tcW w:w="2448" w:type="dxa"/>
+            <w:tcW w:w="2498" w:type="dxa"/>
             <w:vAlign w:val="center"/>
             <w:hideMark/>
           </w:tcPr>
@@ -622,7 +631,7 @@
         </w:tc>
         <w:tc>
           <w:tcPr>
-            <w:tcW w:w="3600" w:type="dxa"/>
+            <w:tcW w:w="3674" w:type="dxa"/>
             <w:vAlign w:val="center"/>
             <w:hideMark/>
           </w:tcPr>
@@ -648,7 +657,7 @@
         </w:tc>
         <w:tc>
           <w:tcPr>
-            <w:tcW w:w="3197" w:type="dxa"/>
+            <w:tcW w:w="3263" w:type="dxa"/>
             <w:vAlign w:val="center"/>
             <w:hideMark/>
           </w:tcPr>
@@ -676,11 +685,13 @@
       <w:tr>
         <w:trPr>
           <w:cnfStyle w:val="000000100000" w:firstRow="0" w:lastRow="0" w:firstColumn="0" w:lastColumn="0" w:oddVBand="0" w:evenVBand="0" w:oddHBand="1" w:evenHBand="0" w:firstRowFirstColumn="0" w:firstRowLastColumn="0" w:lastRowFirstColumn="0" w:lastRowLastColumn="0"/>
+          <w:trHeight w:val="487"/>
+          <w:jc w:val="center"/>
         </w:trPr>
         <w:tc>
           <w:tcPr>
             <w:cnfStyle w:val="001000000000" w:firstRow="0" w:lastRow="0" w:firstColumn="1" w:lastColumn="0" w:oddVBand="0" w:evenVBand="0" w:oddHBand="0" w:evenHBand="0" w:firstRowFirstColumn="0" w:firstRowLastColumn="0" w:lastRowFirstColumn="0" w:lastRowLastColumn="0"/>
-            <w:tcW w:w="2448" w:type="dxa"/>
+            <w:tcW w:w="2498" w:type="dxa"/>
             <w:vAlign w:val="center"/>
             <w:hideMark/>
           </w:tcPr>
@@ -705,7 +716,7 @@
         </w:tc>
         <w:tc>
           <w:tcPr>
-            <w:tcW w:w="3600" w:type="dxa"/>
+            <w:tcW w:w="3674" w:type="dxa"/>
             <w:vAlign w:val="center"/>
             <w:hideMark/>
           </w:tcPr>
@@ -731,7 +742,7 @@
         </w:tc>
         <w:tc>
           <w:tcPr>
-            <w:tcW w:w="3197" w:type="dxa"/>
+            <w:tcW w:w="3263" w:type="dxa"/>
             <w:vAlign w:val="center"/>
             <w:hideMark/>
           </w:tcPr>
@@ -757,10 +768,14 @@
         </w:tc>
       </w:tr>
       <w:tr>
+        <w:trPr>
+          <w:trHeight w:val="477"/>
+          <w:jc w:val="center"/>
+        </w:trPr>
         <w:tc>
           <w:tcPr>
             <w:cnfStyle w:val="001000000000" w:firstRow="0" w:lastRow="0" w:firstColumn="1" w:lastColumn="0" w:oddVBand="0" w:evenVBand="0" w:oddHBand="0" w:evenHBand="0" w:firstRowFirstColumn="0" w:firstRowLastColumn="0" w:lastRowFirstColumn="0" w:lastRowLastColumn="0"/>
-            <w:tcW w:w="2448" w:type="dxa"/>
+            <w:tcW w:w="2498" w:type="dxa"/>
             <w:vAlign w:val="center"/>
             <w:hideMark/>
           </w:tcPr>
@@ -785,7 +800,7 @@
         </w:tc>
         <w:tc>
           <w:tcPr>
-            <w:tcW w:w="3600" w:type="dxa"/>
+            <w:tcW w:w="3674" w:type="dxa"/>
             <w:vAlign w:val="center"/>
             <w:hideMark/>
           </w:tcPr>
@@ -811,7 +826,7 @@
         </w:tc>
         <w:tc>
           <w:tcPr>
-            <w:tcW w:w="3197" w:type="dxa"/>
+            <w:tcW w:w="3263" w:type="dxa"/>
             <w:vAlign w:val="center"/>
             <w:hideMark/>
           </w:tcPr>
@@ -839,11 +854,13 @@
       <w:tr>
         <w:trPr>
           <w:cnfStyle w:val="000000100000" w:firstRow="0" w:lastRow="0" w:firstColumn="0" w:lastColumn="0" w:oddVBand="0" w:evenVBand="0" w:oddHBand="1" w:evenHBand="0" w:firstRowFirstColumn="0" w:firstRowLastColumn="0" w:lastRowFirstColumn="0" w:lastRowLastColumn="0"/>
+          <w:trHeight w:val="487"/>
+          <w:jc w:val="center"/>
         </w:trPr>
         <w:tc>
           <w:tcPr>
             <w:cnfStyle w:val="001000000000" w:firstRow="0" w:lastRow="0" w:firstColumn="1" w:lastColumn="0" w:oddVBand="0" w:evenVBand="0" w:oddHBand="0" w:evenHBand="0" w:firstRowFirstColumn="0" w:firstRowLastColumn="0" w:lastRowFirstColumn="0" w:lastRowLastColumn="0"/>
-            <w:tcW w:w="2448" w:type="dxa"/>
+            <w:tcW w:w="2498" w:type="dxa"/>
             <w:vAlign w:val="center"/>
             <w:hideMark/>
           </w:tcPr>
@@ -868,7 +885,7 @@
         </w:tc>
         <w:tc>
           <w:tcPr>
-            <w:tcW w:w="3600" w:type="dxa"/>
+            <w:tcW w:w="3674" w:type="dxa"/>
             <w:vAlign w:val="center"/>
             <w:hideMark/>
           </w:tcPr>
@@ -894,7 +911,7 @@
         </w:tc>
         <w:tc>
           <w:tcPr>
-            <w:tcW w:w="3197" w:type="dxa"/>
+            <w:tcW w:w="3263" w:type="dxa"/>
             <w:vAlign w:val="center"/>
             <w:hideMark/>
           </w:tcPr>
@@ -929,10 +946,14 @@
         </w:tc>
       </w:tr>
       <w:tr>
+        <w:trPr>
+          <w:trHeight w:val="477"/>
+          <w:jc w:val="center"/>
+        </w:trPr>
         <w:tc>
           <w:tcPr>
             <w:cnfStyle w:val="001000000000" w:firstRow="0" w:lastRow="0" w:firstColumn="1" w:lastColumn="0" w:oddVBand="0" w:evenVBand="0" w:oddHBand="0" w:evenHBand="0" w:firstRowFirstColumn="0" w:firstRowLastColumn="0" w:lastRowFirstColumn="0" w:lastRowLastColumn="0"/>
-            <w:tcW w:w="2448" w:type="dxa"/>
+            <w:tcW w:w="2498" w:type="dxa"/>
             <w:vAlign w:val="center"/>
             <w:hideMark/>
           </w:tcPr>
@@ -957,7 +978,7 @@
         </w:tc>
         <w:tc>
           <w:tcPr>
-            <w:tcW w:w="3600" w:type="dxa"/>
+            <w:tcW w:w="3674" w:type="dxa"/>
             <w:vAlign w:val="center"/>
             <w:hideMark/>
           </w:tcPr>
@@ -983,7 +1004,7 @@
         </w:tc>
         <w:tc>
           <w:tcPr>
-            <w:tcW w:w="3197" w:type="dxa"/>
+            <w:tcW w:w="3263" w:type="dxa"/>
             <w:vAlign w:val="center"/>
             <w:hideMark/>
           </w:tcPr>
@@ -1011,11 +1032,13 @@
       <w:tr>
         <w:trPr>
           <w:cnfStyle w:val="000000100000" w:firstRow="0" w:lastRow="0" w:firstColumn="0" w:lastColumn="0" w:oddVBand="0" w:evenVBand="0" w:oddHBand="1" w:evenHBand="0" w:firstRowFirstColumn="0" w:firstRowLastColumn="0" w:lastRowFirstColumn="0" w:lastRowLastColumn="0"/>
+          <w:trHeight w:val="742"/>
+          <w:jc w:val="center"/>
         </w:trPr>
         <w:tc>
           <w:tcPr>
             <w:cnfStyle w:val="001000000000" w:firstRow="0" w:lastRow="0" w:firstColumn="1" w:lastColumn="0" w:oddVBand="0" w:evenVBand="0" w:oddHBand="0" w:evenHBand="0" w:firstRowFirstColumn="0" w:firstRowLastColumn="0" w:lastRowFirstColumn="0" w:lastRowLastColumn="0"/>
-            <w:tcW w:w="2448" w:type="dxa"/>
+            <w:tcW w:w="2498" w:type="dxa"/>
             <w:vAlign w:val="center"/>
             <w:hideMark/>
           </w:tcPr>
@@ -1040,7 +1063,7 @@
         </w:tc>
         <w:tc>
           <w:tcPr>
-            <w:tcW w:w="3600" w:type="dxa"/>
+            <w:tcW w:w="3674" w:type="dxa"/>
             <w:vAlign w:val="center"/>
             <w:hideMark/>
           </w:tcPr>
@@ -1066,7 +1089,7 @@
         </w:tc>
         <w:tc>
           <w:tcPr>
-            <w:tcW w:w="3197" w:type="dxa"/>
+            <w:tcW w:w="3263" w:type="dxa"/>
             <w:vAlign w:val="center"/>
             <w:hideMark/>
           </w:tcPr>
@@ -1092,10 +1115,14 @@
         </w:tc>
       </w:tr>
       <w:tr>
+        <w:trPr>
+          <w:trHeight w:val="487"/>
+          <w:jc w:val="center"/>
+        </w:trPr>
         <w:tc>
           <w:tcPr>
             <w:cnfStyle w:val="001000000000" w:firstRow="0" w:lastRow="0" w:firstColumn="1" w:lastColumn="0" w:oddVBand="0" w:evenVBand="0" w:oddHBand="0" w:evenHBand="0" w:firstRowFirstColumn="0" w:firstRowLastColumn="0" w:lastRowFirstColumn="0" w:lastRowLastColumn="0"/>
-            <w:tcW w:w="2448" w:type="dxa"/>
+            <w:tcW w:w="2498" w:type="dxa"/>
             <w:vAlign w:val="center"/>
             <w:hideMark/>
           </w:tcPr>
@@ -1120,7 +1147,7 @@
         </w:tc>
         <w:tc>
           <w:tcPr>
-            <w:tcW w:w="3600" w:type="dxa"/>
+            <w:tcW w:w="3674" w:type="dxa"/>
             <w:vAlign w:val="center"/>
             <w:hideMark/>
           </w:tcPr>
@@ -1146,7 +1173,7 @@
         </w:tc>
         <w:tc>
           <w:tcPr>
-            <w:tcW w:w="3197" w:type="dxa"/>
+            <w:tcW w:w="3263" w:type="dxa"/>
             <w:vAlign w:val="center"/>
             <w:hideMark/>
           </w:tcPr>
@@ -1754,8 +1781,12 @@
       </w:pPr>
     </w:p>
     <w:sectPr>
-      <w:headerReference w:type="default" r:id="rId8"/>
-      <w:footerReference w:type="default" r:id="rId9"/>
+      <w:headerReference w:type="even" r:id="rId8"/>
+      <w:headerReference w:type="default" r:id="rId9"/>
+      <w:footerReference w:type="even" r:id="rId10"/>
+      <w:footerReference w:type="default" r:id="rId11"/>
+      <w:headerReference w:type="first" r:id="rId12"/>
+      <w:footerReference w:type="first" r:id="rId13"/>
       <w:pgSz w:w="11909" w:h="16834"/>
       <w:pgMar w:top="1440" w:right="1440" w:bottom="1440" w:left="1440" w:header="720" w:footer="720" w:gutter="0"/>
       <w:cols w:space="720"/>
@@ -1796,28 +1827,27 @@
     <w:pPr>
       <w:pStyle w:val="Footer"/>
     </w:pPr>
+  </w:p>
+</w:ftr>
+</file>
+
+<file path=word/footer2.xml><?xml version="1.0" encoding="utf-8"?>
+<w:ftr xmlns:wpc="http://schemas.microsoft.com/office/word/2010/wordprocessingCanvas" xmlns:cx="http://schemas.microsoft.com/office/drawing/2014/chartex" xmlns:cx1="http://schemas.microsoft.com/office/drawing/2015/9/8/chartex" xmlns:cx2="http://schemas.microsoft.com/office/drawing/2015/10/21/chartex" xmlns:cx3="http://schemas.microsoft.com/office/drawing/2016/5/9/chartex" xmlns:cx4="http://schemas.microsoft.com/office/drawing/2016/5/10/chartex" xmlns:cx5="http://schemas.microsoft.com/office/drawing/2016/5/11/chartex" xmlns:cx6="http://schemas.microsoft.com/office/drawing/2016/5/12/chartex" xmlns:cx7="http://schemas.microsoft.com/office/drawing/2016/5/13/chartex" xmlns:cx8="http://schemas.microsoft.com/office/drawing/2016/5/14/chartex" xmlns:mc="http://schemas.openxmlformats.org/markup-compatibility/2006" xmlns:aink="http://schemas.microsoft.com/office/drawing/2016/ink" xmlns:am3d="http://schemas.microsoft.com/office/drawing/2017/model3d" xmlns:o="urn:schemas-microsoft-com:office:office" xmlns:oel="http://schemas.microsoft.com/office/2019/extlst" xmlns:r="http://schemas.openxmlformats.org/officeDocument/2006/relationships" xmlns:m="http://schemas.openxmlformats.org/officeDocument/2006/math" xmlns:v="urn:schemas-microsoft-com:vml" xmlns:wp14="http://schemas.microsoft.com/office/word/2010/wordprocessingDrawing" xmlns:wp="http://schemas.openxmlformats.org/drawingml/2006/wordprocessingDrawing" xmlns:w10="urn:schemas-microsoft-com:office:word" xmlns:w="http://schemas.openxmlformats.org/wordprocessingml/2006/main" xmlns:w14="http://schemas.microsoft.com/office/word/2010/wordml" xmlns:w15="http://schemas.microsoft.com/office/word/2012/wordml" xmlns:w16cex="http://schemas.microsoft.com/office/word/2018/wordml/cex" xmlns:w16cid="http://schemas.microsoft.com/office/word/2016/wordml/cid" xmlns:w16="http://schemas.microsoft.com/office/word/2018/wordml" xmlns:w16du="http://schemas.microsoft.com/office/word/2023/wordml/word16du" xmlns:w16sdtdh="http://schemas.microsoft.com/office/word/2020/wordml/sdtdatahash" xmlns:w16sdtfl="http://schemas.microsoft.com/office/word/2024/wordml/sdtformatlock" xmlns:w16se="http://schemas.microsoft.com/office/word/2015/wordml/symex" xmlns:wpg="http://schemas.microsoft.com/office/word/2010/wordprocessingGroup" xmlns:wpi="http://schemas.microsoft.com/office/word/2010/wordprocessingInk" xmlns:wne="http://schemas.microsoft.com/office/word/2006/wordml" xmlns:wps="http://schemas.microsoft.com/office/word/2010/wordprocessingShape" mc:Ignorable="w14 w15 w16se w16cid w16 w16cex w16sdtdh w16sdtfl w16du wp14">
+  <w:p>
+    <w:pPr>
+      <w:pStyle w:val="Footer"/>
+    </w:pPr>
     <w:r>
       <w:rPr>
-        <w:rFonts w:ascii="Times New Roman" w:hAnsi="Times New Roman"/>
-        <w:b/>
-      </w:rPr>
-      <w:t xml:space="preserve">Group No – </w:t>
+        <w:b/>
+      </w:rPr>
+      <w:t>04</w:t>
     </w:r>
-    <w:proofErr w:type="spellStart"/>
     <w:r>
       <w:rPr>
-        <w:rFonts w:ascii="Times New Roman" w:hAnsi="Times New Roman"/>
-        <w:b/>
-      </w:rPr>
-      <w:t>StreamHub</w:t>
-    </w:r>
-    <w:proofErr w:type="spellEnd"/>
-    <w:r>
-      <w:rPr>
-        <w:rFonts w:ascii="Times New Roman" w:hAnsi="Times New Roman"/>
-        <w:b/>
-      </w:rPr>
-      <w:t xml:space="preserve"> Project</w:t>
+        <w:b/>
+      </w:rPr>
+      <w:t xml:space="preserve"> – StreamHub Project</w:t>
     </w:r>
     <w:r>
       <w:tab/>
@@ -1826,42 +1856,36 @@
       <w:tab/>
     </w:r>
     <w:r>
-      <w:rPr>
-        <w:rFonts w:ascii="Times New Roman" w:hAnsi="Times New Roman"/>
-      </w:rPr>
       <w:t xml:space="preserve">Page | </w:t>
     </w:r>
     <w:r>
-      <w:rPr>
-        <w:rFonts w:ascii="Times New Roman" w:hAnsi="Times New Roman"/>
-      </w:rPr>
       <w:fldChar w:fldCharType="begin"/>
     </w:r>
     <w:r>
-      <w:rPr>
-        <w:rFonts w:ascii="Times New Roman" w:hAnsi="Times New Roman"/>
-      </w:rPr>
       <w:instrText>PAGE</w:instrText>
     </w:r>
     <w:r>
-      <w:rPr>
-        <w:rFonts w:ascii="Times New Roman" w:hAnsi="Times New Roman"/>
-      </w:rPr>
       <w:fldChar w:fldCharType="separate"/>
     </w:r>
     <w:r>
       <w:rPr>
-        <w:rFonts w:ascii="Times New Roman" w:hAnsi="Times New Roman"/>
         <w:noProof/>
       </w:rPr>
       <w:t>1</w:t>
     </w:r>
     <w:r>
-      <w:rPr>
-        <w:rFonts w:ascii="Times New Roman" w:hAnsi="Times New Roman"/>
-      </w:rPr>
       <w:fldChar w:fldCharType="end"/>
     </w:r>
+  </w:p>
+</w:ftr>
+</file>
+
+<file path=word/footer3.xml><?xml version="1.0" encoding="utf-8"?>
+<w:ftr xmlns:wpc="http://schemas.microsoft.com/office/word/2010/wordprocessingCanvas" xmlns:cx="http://schemas.microsoft.com/office/drawing/2014/chartex" xmlns:cx1="http://schemas.microsoft.com/office/drawing/2015/9/8/chartex" xmlns:cx2="http://schemas.microsoft.com/office/drawing/2015/10/21/chartex" xmlns:cx3="http://schemas.microsoft.com/office/drawing/2016/5/9/chartex" xmlns:cx4="http://schemas.microsoft.com/office/drawing/2016/5/10/chartex" xmlns:cx5="http://schemas.microsoft.com/office/drawing/2016/5/11/chartex" xmlns:cx6="http://schemas.microsoft.com/office/drawing/2016/5/12/chartex" xmlns:cx7="http://schemas.microsoft.com/office/drawing/2016/5/13/chartex" xmlns:cx8="http://schemas.microsoft.com/office/drawing/2016/5/14/chartex" xmlns:mc="http://schemas.openxmlformats.org/markup-compatibility/2006" xmlns:aink="http://schemas.microsoft.com/office/drawing/2016/ink" xmlns:am3d="http://schemas.microsoft.com/office/drawing/2017/model3d" xmlns:o="urn:schemas-microsoft-com:office:office" xmlns:oel="http://schemas.microsoft.com/office/2019/extlst" xmlns:r="http://schemas.openxmlformats.org/officeDocument/2006/relationships" xmlns:m="http://schemas.openxmlformats.org/officeDocument/2006/math" xmlns:v="urn:schemas-microsoft-com:vml" xmlns:wp14="http://schemas.microsoft.com/office/word/2010/wordprocessingDrawing" xmlns:wp="http://schemas.openxmlformats.org/drawingml/2006/wordprocessingDrawing" xmlns:w10="urn:schemas-microsoft-com:office:word" xmlns:w="http://schemas.openxmlformats.org/wordprocessingml/2006/main" xmlns:w14="http://schemas.microsoft.com/office/word/2010/wordml" xmlns:w15="http://schemas.microsoft.com/office/word/2012/wordml" xmlns:w16cex="http://schemas.microsoft.com/office/word/2018/wordml/cex" xmlns:w16cid="http://schemas.microsoft.com/office/word/2016/wordml/cid" xmlns:w16="http://schemas.microsoft.com/office/word/2018/wordml" xmlns:w16du="http://schemas.microsoft.com/office/word/2023/wordml/word16du" xmlns:w16sdtdh="http://schemas.microsoft.com/office/word/2020/wordml/sdtdatahash" xmlns:w16sdtfl="http://schemas.microsoft.com/office/word/2024/wordml/sdtformatlock" xmlns:w16se="http://schemas.microsoft.com/office/word/2015/wordml/symex" xmlns:wpg="http://schemas.microsoft.com/office/word/2010/wordprocessingGroup" xmlns:wpi="http://schemas.microsoft.com/office/word/2010/wordprocessingInk" xmlns:wne="http://schemas.microsoft.com/office/word/2006/wordml" xmlns:wps="http://schemas.microsoft.com/office/word/2010/wordprocessingShape" mc:Ignorable="w14 w15 w16se w16cid w16 w16cex w16sdtdh w16sdtfl w16du wp14">
+  <w:p>
+    <w:pPr>
+      <w:pStyle w:val="Footer"/>
+    </w:pPr>
   </w:p>
 </w:ftr>
 </file>
@@ -1896,6 +1920,16 @@
   <w:p>
     <w:pPr>
       <w:pStyle w:val="Header"/>
+    </w:pPr>
+  </w:p>
+</w:hdr>
+</file>
+
+<file path=word/header2.xml><?xml version="1.0" encoding="utf-8"?>
+<w:hdr xmlns:wpc="http://schemas.microsoft.com/office/word/2010/wordprocessingCanvas" xmlns:cx="http://schemas.microsoft.com/office/drawing/2014/chartex" xmlns:cx1="http://schemas.microsoft.com/office/drawing/2015/9/8/chartex" xmlns:cx2="http://schemas.microsoft.com/office/drawing/2015/10/21/chartex" xmlns:cx3="http://schemas.microsoft.com/office/drawing/2016/5/9/chartex" xmlns:cx4="http://schemas.microsoft.com/office/drawing/2016/5/10/chartex" xmlns:cx5="http://schemas.microsoft.com/office/drawing/2016/5/11/chartex" xmlns:cx6="http://schemas.microsoft.com/office/drawing/2016/5/12/chartex" xmlns:cx7="http://schemas.microsoft.com/office/drawing/2016/5/13/chartex" xmlns:cx8="http://schemas.microsoft.com/office/drawing/2016/5/14/chartex" xmlns:mc="http://schemas.openxmlformats.org/markup-compatibility/2006" xmlns:aink="http://schemas.microsoft.com/office/drawing/2016/ink" xmlns:am3d="http://schemas.microsoft.com/office/drawing/2017/model3d" xmlns:o="urn:schemas-microsoft-com:office:office" xmlns:oel="http://schemas.microsoft.com/office/2019/extlst" xmlns:r="http://schemas.openxmlformats.org/officeDocument/2006/relationships" xmlns:m="http://schemas.openxmlformats.org/officeDocument/2006/math" xmlns:v="urn:schemas-microsoft-com:vml" xmlns:wp14="http://schemas.microsoft.com/office/word/2010/wordprocessingDrawing" xmlns:wp="http://schemas.openxmlformats.org/drawingml/2006/wordprocessingDrawing" xmlns:w10="urn:schemas-microsoft-com:office:word" xmlns:w="http://schemas.openxmlformats.org/wordprocessingml/2006/main" xmlns:w14="http://schemas.microsoft.com/office/word/2010/wordml" xmlns:w15="http://schemas.microsoft.com/office/word/2012/wordml" xmlns:w16cex="http://schemas.microsoft.com/office/word/2018/wordml/cex" xmlns:w16cid="http://schemas.microsoft.com/office/word/2016/wordml/cid" xmlns:w16="http://schemas.microsoft.com/office/word/2018/wordml" xmlns:w16du="http://schemas.microsoft.com/office/word/2023/wordml/word16du" xmlns:w16sdtdh="http://schemas.microsoft.com/office/word/2020/wordml/sdtdatahash" xmlns:w16sdtfl="http://schemas.microsoft.com/office/word/2024/wordml/sdtformatlock" xmlns:w16se="http://schemas.microsoft.com/office/word/2015/wordml/symex" xmlns:wpg="http://schemas.microsoft.com/office/word/2010/wordprocessingGroup" xmlns:wpi="http://schemas.microsoft.com/office/word/2010/wordprocessingInk" xmlns:wne="http://schemas.microsoft.com/office/word/2006/wordml" xmlns:wps="http://schemas.microsoft.com/office/word/2010/wordprocessingShape" mc:Ignorable="w14 w15 w16se w16cid w16 w16cex w16sdtdh w16sdtfl w16du wp14">
+  <w:p>
+    <w:pPr>
+      <w:pStyle w:val="Header"/>
       <w:pBdr>
         <w:bottom w:val="single" w:sz="24" w:space="1" w:color="622423"/>
       </w:pBdr>
@@ -1908,28 +1942,23 @@
         <w:color w:val="000000"/>
         <w:sz w:val="24"/>
       </w:rPr>
-      <w:t xml:space="preserve">Acharya </w:t>
+      <w:t>ACHARYA MOTIBHAI PATEL INSTITUTE OF COMPUTER STUDIES</w:t>
     </w:r>
-    <w:proofErr w:type="spellStart"/>
-    <w:r>
-      <w:rPr>
-        <w:rFonts w:ascii="Cambria" w:hAnsi="Cambria"/>
-        <w:b/>
-        <w:color w:val="000000"/>
-        <w:sz w:val="24"/>
-      </w:rPr>
-      <w:t>Motibhai</w:t>
-    </w:r>
-    <w:proofErr w:type="spellEnd"/>
-    <w:r>
-      <w:rPr>
-        <w:rFonts w:ascii="Cambria" w:hAnsi="Cambria"/>
-        <w:b/>
-        <w:color w:val="000000"/>
-        <w:sz w:val="24"/>
-      </w:rPr>
-      <w:t xml:space="preserve"> Patel Institute of Computer Studies</w:t>
-    </w:r>
+  </w:p>
+  <w:p>
+    <w:pPr>
+      <w:pStyle w:val="Header"/>
+    </w:pPr>
+  </w:p>
+</w:hdr>
+</file>
+
+<file path=word/header3.xml><?xml version="1.0" encoding="utf-8"?>
+<w:hdr xmlns:wpc="http://schemas.microsoft.com/office/word/2010/wordprocessingCanvas" xmlns:cx="http://schemas.microsoft.com/office/drawing/2014/chartex" xmlns:cx1="http://schemas.microsoft.com/office/drawing/2015/9/8/chartex" xmlns:cx2="http://schemas.microsoft.com/office/drawing/2015/10/21/chartex" xmlns:cx3="http://schemas.microsoft.com/office/drawing/2016/5/9/chartex" xmlns:cx4="http://schemas.microsoft.com/office/drawing/2016/5/10/chartex" xmlns:cx5="http://schemas.microsoft.com/office/drawing/2016/5/11/chartex" xmlns:cx6="http://schemas.microsoft.com/office/drawing/2016/5/12/chartex" xmlns:cx7="http://schemas.microsoft.com/office/drawing/2016/5/13/chartex" xmlns:cx8="http://schemas.microsoft.com/office/drawing/2016/5/14/chartex" xmlns:mc="http://schemas.openxmlformats.org/markup-compatibility/2006" xmlns:aink="http://schemas.microsoft.com/office/drawing/2016/ink" xmlns:am3d="http://schemas.microsoft.com/office/drawing/2017/model3d" xmlns:o="urn:schemas-microsoft-com:office:office" xmlns:oel="http://schemas.microsoft.com/office/2019/extlst" xmlns:r="http://schemas.openxmlformats.org/officeDocument/2006/relationships" xmlns:m="http://schemas.openxmlformats.org/officeDocument/2006/math" xmlns:v="urn:schemas-microsoft-com:vml" xmlns:wp14="http://schemas.microsoft.com/office/word/2010/wordprocessingDrawing" xmlns:wp="http://schemas.openxmlformats.org/drawingml/2006/wordprocessingDrawing" xmlns:w10="urn:schemas-microsoft-com:office:word" xmlns:w="http://schemas.openxmlformats.org/wordprocessingml/2006/main" xmlns:w14="http://schemas.microsoft.com/office/word/2010/wordml" xmlns:w15="http://schemas.microsoft.com/office/word/2012/wordml" xmlns:w16cex="http://schemas.microsoft.com/office/word/2018/wordml/cex" xmlns:w16cid="http://schemas.microsoft.com/office/word/2016/wordml/cid" xmlns:w16="http://schemas.microsoft.com/office/word/2018/wordml" xmlns:w16du="http://schemas.microsoft.com/office/word/2023/wordml/word16du" xmlns:w16sdtdh="http://schemas.microsoft.com/office/word/2020/wordml/sdtdatahash" xmlns:w16sdtfl="http://schemas.microsoft.com/office/word/2024/wordml/sdtformatlock" xmlns:w16se="http://schemas.microsoft.com/office/word/2015/wordml/symex" xmlns:wpg="http://schemas.microsoft.com/office/word/2010/wordprocessingGroup" xmlns:wpi="http://schemas.microsoft.com/office/word/2010/wordprocessingInk" xmlns:wne="http://schemas.microsoft.com/office/word/2006/wordml" xmlns:wps="http://schemas.microsoft.com/office/word/2010/wordprocessingShape" mc:Ignorable="w14 w15 w16se w16cid w16 w16cex w16sdtdh w16sdtfl w16du wp14">
+  <w:p>
+    <w:pPr>
+      <w:pStyle w:val="Header"/>
+    </w:pPr>
   </w:p>
 </w:hdr>
 </file>
